--- a/export/pieces/projet-arrete-statut-chien-citoyen.docx
+++ b/export/pieces/projet-arrete-statut-chien-citoyen.docx
@@ -34,6 +34,58 @@
       </w:pPr>
       <w:r>
         <w:t>Statut « chien·ne citoyen·ne de Paris » — projet d'arrêté et règlement (version de travail, 29/09/2026)</w:t>
+      </w:r>
+    </w:p>
+    <w:p>
+      <w:pPr>
+        <w:pStyle w:val="Heading2"/>
+      </w:pPr>
+      <w:r>
+        <w:t>Sommaire</w:t>
+      </w:r>
+    </w:p>
+    <w:p>
+      <w:pPr>
+        <w:pStyle w:val="ListBullet"/>
+      </w:pPr>
+      <w:r>
+        <w:rPr>
+          <w:b w:val="0"/>
+        </w:rPr>
+        <w:t>A. Projet d'arrêté (expérimentation de 24 mois)</w:t>
+      </w:r>
+    </w:p>
+    <w:p>
+      <w:pPr>
+        <w:pStyle w:val="ListBullet"/>
+      </w:pPr>
+      <w:r>
+        <w:rPr>
+          <w:b w:val="0"/>
+        </w:rPr>
+        <w:t>B. Règlement du statut</w:t>
+      </w:r>
+    </w:p>
+    <w:p>
+      <w:pPr>
+        <w:pStyle w:val="ListBullet"/>
+      </w:pPr>
+      <w:r>
+        <w:rPr>
+          <w:b w:val="0"/>
+        </w:rPr>
+        <w:t>C. Le parcours propriétaire, en cinq étapes (le point qui décide du taux d'adhésion)</w:t>
+      </w:r>
+    </w:p>
+    <w:p>
+      <w:pPr>
+        <w:pStyle w:val="ListBullet"/>
+      </w:pPr>
+      <w:r>
+        <w:rPr>
+          <w:b w:val="0"/>
+        </w:rPr>
+        <w:t>D. Maquette de données (à valider par le DPO de la Ville)</w:t>
       </w:r>
     </w:p>
     <w:p>
